--- a/Presentation/vivia.docx
+++ b/Presentation/vivia.docx
@@ -195,7 +195,19 @@
         <w:rPr>
           <w:rFonts w:hint="eastAsia"/>
         </w:rPr>
-        <w:t>, flow-level information</w:t>
+        <w:t xml:space="preserve">, </w:t>
+      </w:r>
+      <w:r>
+        <w:rPr>
+          <w:rFonts w:hint="eastAsia"/>
+        </w:rPr>
+        <w:t xml:space="preserve">and </w:t>
+      </w:r>
+      <w:r>
+        <w:rPr>
+          <w:rFonts w:hint="eastAsia"/>
+        </w:rPr>
+        <w:t>flow-level information</w:t>
       </w:r>
       <w:r>
         <w:t xml:space="preserve"> to the cloud.</w:t>
